--- a/companies/dev-mini/Engagements/Johnson and Sons/2019.09.07 - Status Report - Johnson and Sons v2 FINAL.docx
+++ b/companies/dev-mini/Engagements/Johnson and Sons/2019.09.07 - Status Report - Johnson and Sons v2 FINAL.docx
@@ -7,16 +7,12 @@
         <w:pStyle w:val="Heading1"/>
       </w:pPr>
       <w:r>
-        <w:t>Status Report: Operational Review</w:t>
+        <w:t>Operational Review: Status Report</w:t>
       </w:r>
     </w:p>
     <w:p>
       <w:r>
-        <w:t>Prepared for: Johnson and Sons leadership</w:t>
-        <w:br/>
-        <w:t>Prepared by: Jennifer Fletcher, Senior Consultant</w:t>
-        <w:br/>
-        <w:t>Status: through the midpoint of the engagement</w:t>
+        <w:t>Prepared for the leadership of Johnson and Sons by Jennifer Fletcher, Pinebrook Advisory Group.</w:t>
       </w:r>
     </w:p>
     <w:p>
@@ -29,7 +25,7 @@
     </w:p>
     <w:p>
       <w:r>
-        <w:t>We are about halfway through the operational review for Johnson and Sons, and I am glad to report the work is on track and within budget. The mapping and observation phase is essentially complete, and we have moved into analysis. Nothing we have seen so far changes the shape of the engagement or the timeline we set at the outset, and there are no surprises to report on cost. This report covers what we accomplished this period, what comes next, the early signals worth sharing, and the handful of items worth keeping an eye on.</w:t>
+        <w:t>We are at the midpoint of the review and the work is on schedule. It is also within the fixed fee of $103,000, and we do not expect to come back to you for more. Fieldwork in receiving, put-away, picking, and shipping is complete. Supervisor and planner interviews are complete. Analysis is under way, and the early findings are firm enough to describe but not yet firm enough to price, which is the right place to be at this point. One item has been added to scope at your request and it is absorbed in the current fee. Two data items are outstanding, and they are now the only real constraint on the schedule.</w:t>
       </w:r>
     </w:p>
     <w:p>
@@ -37,12 +33,7 @@
         <w:pStyle w:val="Heading2"/>
       </w:pPr>
       <w:r>
-        <w:t>Accomplishments This Period</w:t>
-      </w:r>
-    </w:p>
-    <w:p>
-      <w:r>
-        <w:t>The heart of this period was getting our arms around how the operation actually runs, function by function, and grounding that in your own data rather than in assumptions. The interviews were candid and your team was generous with time and access, which is the main reason we are where we are on the schedule.</w:t>
+        <w:t>Completed This Period</w:t>
       </w:r>
     </w:p>
     <w:p>
@@ -50,7 +41,7 @@
         <w:pStyle w:val="ListBullet"/>
       </w:pPr>
       <w:r>
-        <w:t>Completed the process maps for the core operating functions and validated them against on-site observation.</w:t>
+        <w:t>Floor observation across receiving, put-away, picking, and shipping, at both shift starts. Robert Miller led this work and has been on site for most of it.</w:t>
       </w:r>
     </w:p>
     <w:p>
@@ -58,7 +49,7 @@
         <w:pStyle w:val="ListBullet"/>
       </w:pPr>
       <w:r>
-        <w:t>Finished the first round of interviews with functional leads and front-line staff.</w:t>
+        <w:t>Interviews with supervisors, planners, and the sales office, covering every step at which an order is committed, scheduled, or changed.</w:t>
       </w:r>
     </w:p>
     <w:p>
@@ -66,7 +57,7 @@
         <w:pStyle w:val="ListBullet"/>
       </w:pPr>
       <w:r>
-        <w:t>Reconciled the operating metrics your team produces so the analysis rests on figures you already trust.</w:t>
+        <w:t>Extraction and reconciliation of a full year of order and shipment data, held in a single workbook with the source and pull date recorded on each tab.</w:t>
       </w:r>
     </w:p>
     <w:p>
@@ -74,7 +65,7 @@
         <w:pStyle w:val="ListBullet"/>
       </w:pPr>
       <w:r>
-        <w:t>Held a working session with your finance team to confirm which operating figures are reliable and which need tracing back to source.</w:t>
+        <w:t>A working session at your offices to review progress, at which the returns process was added to our scope without a change in fee.</w:t>
       </w:r>
     </w:p>
     <w:p>
@@ -82,12 +73,7 @@
         <w:pStyle w:val="ListBullet"/>
       </w:pPr>
       <w:r>
-        <w:t>Identified the handoffs between functions as an early area of focus, based on what we observed rather than on assumption.</w:t>
-      </w:r>
-    </w:p>
-    <w:p>
-      <w:r>
-        <w:t>Robert Miller has led the analytical work and is now turning the raw observations into a structured view of where time and cost are being lost across the operation.</w:t>
+        <w:t>A first side-by-side comparison of the schedule the system holds and the schedule the floor actually works to.</w:t>
       </w:r>
     </w:p>
     <w:p>
@@ -95,12 +81,44 @@
         <w:pStyle w:val="Heading2"/>
       </w:pPr>
       <w:r>
-        <w:t>Early Signals</w:t>
+        <w:t>Early Findings</w:t>
       </w:r>
     </w:p>
     <w:p>
       <w:r>
-        <w:t>It is early to talk about conclusions, and I want to be careful not to get ahead of the analysis. That said, two themes are emerging clearly enough to mention. The first is the handoffs between functions, where work appears to slow and information gets re-entered more than once. The second is the gap between how certain processes are documented and how they are actually run, which makes the operation harder to manage than it needs to be. A third, smaller point is worth noting: a good deal of useful operating knowledge lives in a few individuals' heads rather than in any system, which is a strength today and a quiet risk over time. We will test each of these against the data before we attach any numbers to them, and you will see the substantiated version in the final findings, not before.</w:t>
+        <w:t>These are directional. We will not stand behind a number until the outstanding data is in and reconciled, and we would ask you not to circulate them as conclusions yet. We set them out now because you should not meet them for the first time in a final report.</w:t>
+      </w:r>
+    </w:p>
+    <w:p>
+      <w:pPr>
+        <w:pStyle w:val="ListBullet"/>
+      </w:pPr>
+      <w:r>
+        <w:t>The system schedule is set before the day's constraints are known and is not corrected once the day begins. Every supervisor keeps a private version of it. The promise dates your sales office gives customers are built on the version nobody on the floor is using by mid-morning.</w:t>
+      </w:r>
+    </w:p>
+    <w:p>
+      <w:pPr>
+        <w:pStyle w:val="ListBullet"/>
+      </w:pPr>
+      <w:r>
+        <w:t>Downtime is recorded in three places under three definitions, so the business has three different answers to the same question and no way to settle which is right.</w:t>
+      </w:r>
+    </w:p>
+    <w:p>
+      <w:pPr>
+        <w:pStyle w:val="ListBullet"/>
+      </w:pPr>
+      <w:r>
+        <w:t>Interruptions to picking trace back to the returns process more often than to anything in the picking area itself, which is why we asked to bring returns inside the scope.</w:t>
+      </w:r>
+    </w:p>
+    <w:p>
+      <w:pPr>
+        <w:pStyle w:val="ListBullet"/>
+      </w:pPr>
+      <w:r>
+        <w:t>The standing operations meeting reviews a report that two of the people in the room do not use and cannot reproduce. That is a symptom of the definition problem above, not a separate one.</w:t>
       </w:r>
     </w:p>
     <w:p>
@@ -108,12 +126,12 @@
         <w:pStyle w:val="Heading2"/>
       </w:pPr>
       <w:r>
-        <w:t>Budget</w:t>
+        <w:t>Method Note</w:t>
       </w:r>
     </w:p>
     <w:p>
       <w:r>
-        <w:t>The engagement is being delivered against the fixed professional fee of $103,000. Our effort to date is tracking within that budget, and because the fee is fixed, your cost does not move with the hours we invest. We are not anticipating any change to scope; if that view changes, we will raise it with you well in advance rather than at the end.</w:t>
+        <w:t>One note on how we are working, because it affects how you should read what follows. We are not taking a figure from your reporting unless we can trace it to the transaction behind it. Where we cannot, we say so and we keep the figure out. That is slower than the alternative and it is the reason the operations analysis is waiting on an extract rather than proceeding on an estimate.</w:t>
       </w:r>
     </w:p>
     <w:p>
@@ -121,7 +139,7 @@
         <w:pStyle w:val="Heading2"/>
       </w:pPr>
       <w:r>
-        <w:t>Upcoming Work</w:t>
+        <w:t>Work in the Next Period</w:t>
       </w:r>
     </w:p>
     <w:p>
@@ -129,7 +147,7 @@
         <w:pStyle w:val="ListBullet"/>
       </w:pPr>
       <w:r>
-        <w:t>Complete the analysis and quantify the improvement opportunities we have identified.</w:t>
+        <w:t>Close the downtime reconciliation as soon as the maintenance extract arrives, and agree one definition with your staff before we publish any figure that uses it.</w:t>
       </w:r>
     </w:p>
     <w:p>
@@ -137,7 +155,7 @@
         <w:pStyle w:val="ListBullet"/>
       </w:pPr>
       <w:r>
-        <w:t>Draft a short, prioritized set of recommendations you can act on.</w:t>
+        <w:t>Quantify what schedule instability costs in rework, overtime, and expedited freight. This is the number your managers will argue with, so we will show the method beside the result.</w:t>
       </w:r>
     </w:p>
     <w:p>
@@ -145,12 +163,23 @@
         <w:pStyle w:val="ListBullet"/>
       </w:pPr>
       <w:r>
-        <w:t>Review the emerging findings with your leadership before we finalize, so there are no surprises at the end.</w:t>
+        <w:t>Test the returns process against the picking interruptions it appears to cause.</w:t>
       </w:r>
     </w:p>
     <w:p>
+      <w:pPr>
+        <w:pStyle w:val="ListBullet"/>
+      </w:pPr>
       <w:r>
-        <w:t>The next few weeks are the analytical heart of the engagement, and we will keep you close to the work so the findings are familiar by the time you see them formally.</w:t>
+        <w:t>Draft the recommendation set and walk it privately past your operating managers before it reaches paper. Robert Miller will run those conversations.</w:t>
+      </w:r>
+    </w:p>
+    <w:p>
+      <w:pPr>
+        <w:pStyle w:val="ListBullet"/>
+      </w:pPr>
+      <w:r>
+        <w:t>Deliver the written report and take your leadership team through it at the close of the engagement.</w:t>
       </w:r>
     </w:p>
     <w:p>
@@ -158,12 +187,7 @@
         <w:pStyle w:val="Heading2"/>
       </w:pPr>
       <w:r>
-        <w:t>What We Will Need From You</w:t>
-      </w:r>
-    </w:p>
-    <w:p>
-      <w:r>
-        <w:t>A review moves at the speed of the access it gets, and there are a few things from your side that would help us hold to the timeline.</w:t>
+        <w:t>Risks</w:t>
       </w:r>
     </w:p>
     <w:p>
@@ -171,7 +195,7 @@
         <w:pStyle w:val="ListBullet"/>
       </w:pPr>
       <w:r>
-        <w:t>The outstanding operating reports for the cost analysis, ideally within the coming week.</w:t>
+        <w:t>Data. The maintenance log extract and the promise-date history are still outstanding. The operations analysis waits on the first of them. This is the only item on this page that can move the delivery date.</w:t>
       </w:r>
     </w:p>
     <w:p>
@@ -179,7 +203,7 @@
         <w:pStyle w:val="ListBullet"/>
       </w:pPr>
       <w:r>
-        <w:t>Confirmed times for the remaining interviews with functional leads.</w:t>
+        <w:t>Definitions. Until one downtime definition is agreed, any figure we publish will be argued on its definition instead of its substance, and the argument will not be a useful one.</w:t>
       </w:r>
     </w:p>
     <w:p>
@@ -187,7 +211,15 @@
         <w:pStyle w:val="ListBullet"/>
       </w:pPr>
       <w:r>
-        <w:t>A short review slot with your leadership once the draft findings are ready.</w:t>
+        <w:t>Scope. The returns work is absorbed in the current fee, but it is absorbed by spending time that was held for contingency. A second addition of the same size would not be free.</w:t>
+      </w:r>
+    </w:p>
+    <w:p>
+      <w:pPr>
+        <w:pStyle w:val="ListBullet"/>
+      </w:pPr>
+      <w:r>
+        <w:t>Adoption. At least two of the recommendations we can already see will ask your operating managers to give up scheduling discretion they hold today. That is your decision rather than ours, and we will put it to you plainly when the time comes.</w:t>
       </w:r>
     </w:p>
     <w:p>
@@ -195,43 +227,12 @@
         <w:pStyle w:val="Heading2"/>
       </w:pPr>
       <w:r>
-        <w:t>Risks and Watch Items</w:t>
-      </w:r>
-    </w:p>
-    <w:p>
-      <w:pPr>
-        <w:pStyle w:val="ListBullet"/>
-      </w:pPr>
-      <w:r>
-        <w:t>Data availability. A few of the reports we need for the cost analysis are still outstanding, and delays there would push the analysis.</w:t>
-      </w:r>
-    </w:p>
-    <w:p>
-      <w:pPr>
-        <w:pStyle w:val="ListBullet"/>
-      </w:pPr>
-      <w:r>
-        <w:t>Scheduling. The remaining interviews depend on your team's availability over the coming weeks.</w:t>
-      </w:r>
-    </w:p>
-    <w:p>
-      <w:pPr>
-        <w:pStyle w:val="ListBullet"/>
-      </w:pPr>
-      <w:r>
-        <w:t>Scope. The handoffs between functions may warrant a closer look than originally scoped; we will raise that with you rather than expand the work quietly.</w:t>
+        <w:t>Request</w:t>
       </w:r>
     </w:p>
     <w:p>
       <w:r>
-        <w:t>We are pleased with where the review stands and confident in the path from here. Please reach out with any questions in the meantime.</w:t>
-      </w:r>
-    </w:p>
-    <w:p>
-      <w:r>
-        <w:t>Jennifer Fletcher</w:t>
-        <w:br/>
-        <w:t>Senior Consultant</w:t>
+        <w:t>The single thing that keeps this review on schedule is the maintenance log extract, which we asked for at the last working session and which the downtime reconciliation cannot start without. Please have it released to us by the end of next week. Robert Miller and I are on site through the coming period and can collect it in person if that is easier for your staff than sending it.</w:t>
       </w:r>
     </w:p>
     <w:sectPr>
